--- a/Examen-Lovo.docx
+++ b/Examen-Lovo.docx
@@ -514,6 +514,12 @@
     <w:sdt>
       <w:sdtPr>
         <w:rPr>
+          <w:rFonts w:ascii="Arial" w:eastAsiaTheme="minorEastAsia" w:hAnsi="Arial" w:cstheme="minorBidi"/>
+          <w:b w:val="0"/>
+          <w:bCs w:val="0"/>
+          <w:color w:val="182824"/>
+          <w:sz w:val="21"/>
+          <w:szCs w:val="22"/>
           <w:lang w:val="es-ES"/>
         </w:rPr>
         <w:id w:val="1056891788"/>
@@ -522,14 +528,7 @@
           <w:docPartUnique/>
         </w:docPartObj>
       </w:sdtPr>
-      <w:sdtEndPr>
-        <w:rPr>
-          <w:rFonts w:ascii="Arial" w:eastAsiaTheme="minorEastAsia" w:hAnsi="Arial" w:cstheme="minorBidi"/>
-          <w:color w:val="182824"/>
-          <w:sz w:val="21"/>
-          <w:szCs w:val="22"/>
-        </w:rPr>
-      </w:sdtEndPr>
+      <w:sdtEndPr/>
       <w:sdtContent>
         <w:p>
           <w:pPr>
@@ -6608,24 +6607,42 @@
           <w:rStyle w:val="Textoennegrita"/>
           <w:rFonts w:eastAsiaTheme="majorEastAsia"/>
         </w:rPr>
-        <w:t>RN-0</w:t>
-      </w:r>
+        <w:t>RN-04. Actualización de saldos.</w:t>
+      </w:r>
+      <w:r>
+        <w:t xml:space="preserve"> Cada entrada válida debe aumentar las existencias y cada salida válida debe disminuirlas.</w:t>
+      </w:r>
+    </w:p>
+    <w:p>
+      <w:pPr>
+        <w:pStyle w:val="NormalWeb"/>
+        <w:jc w:val="both"/>
+      </w:pPr>
       <w:r>
         <w:rPr>
           <w:rStyle w:val="Textoennegrita"/>
           <w:rFonts w:eastAsiaTheme="majorEastAsia"/>
         </w:rPr>
-        <w:t>4</w:t>
-      </w:r>
+        <w:t>RN-05. Registro histórico.</w:t>
+      </w:r>
+      <w:r>
+        <w:t xml:space="preserve"> Todo movimiento confirmado debe incorporarse al historial con sus datos correspondientes.</w:t>
+      </w:r>
+    </w:p>
+    <w:p>
+      <w:pPr>
+        <w:pStyle w:val="NormalWeb"/>
+        <w:jc w:val="both"/>
+      </w:pPr>
       <w:r>
         <w:rPr>
           <w:rStyle w:val="Textoennegrita"/>
           <w:rFonts w:eastAsiaTheme="majorEastAsia"/>
         </w:rPr>
-        <w:t>. Actualización de saldos.</w:t>
-      </w:r>
-      <w:r>
-        <w:t xml:space="preserve"> Cada entrada válida debe aumentar las existencias y cada salida válida debe disminuirlas.</w:t>
+        <w:t>RN-06. Valor estimado.</w:t>
+      </w:r>
+      <w:r>
+        <w:t xml:space="preserve"> El valor del inventario se obtiene multiplicando el precio unitario registrado por la cantidad disponible de cada producto y sumando los resultados. No representa una valoración contable oficial.</w:t>
       </w:r>
     </w:p>
     <w:p>
@@ -6638,81 +6655,7 @@
           <w:rStyle w:val="Textoennegrita"/>
           <w:rFonts w:eastAsiaTheme="majorEastAsia"/>
         </w:rPr>
-        <w:t>RN-0</w:t>
-      </w:r>
-      <w:r>
-        <w:rPr>
-          <w:rStyle w:val="Textoennegrita"/>
-          <w:rFonts w:eastAsiaTheme="majorEastAsia"/>
-        </w:rPr>
-        <w:t>5</w:t>
-      </w:r>
-      <w:r>
-        <w:rPr>
-          <w:rStyle w:val="Textoennegrita"/>
-          <w:rFonts w:eastAsiaTheme="majorEastAsia"/>
-        </w:rPr>
-        <w:t>. Registro histórico.</w:t>
-      </w:r>
-      <w:r>
-        <w:t xml:space="preserve"> Todo movimiento confirmado debe incorporarse al historial con sus datos correspondientes.</w:t>
-      </w:r>
-    </w:p>
-    <w:p>
-      <w:pPr>
-        <w:pStyle w:val="NormalWeb"/>
-        <w:jc w:val="both"/>
-      </w:pPr>
-      <w:r>
-        <w:rPr>
-          <w:rStyle w:val="Textoennegrita"/>
-          <w:rFonts w:eastAsiaTheme="majorEastAsia"/>
-        </w:rPr>
-        <w:t>RN-0</w:t>
-      </w:r>
-      <w:r>
-        <w:rPr>
-          <w:rStyle w:val="Textoennegrita"/>
-          <w:rFonts w:eastAsiaTheme="majorEastAsia"/>
-        </w:rPr>
-        <w:t>6</w:t>
-      </w:r>
-      <w:r>
-        <w:rPr>
-          <w:rStyle w:val="Textoennegrita"/>
-          <w:rFonts w:eastAsiaTheme="majorEastAsia"/>
-        </w:rPr>
-        <w:t>. Valor estimado.</w:t>
-      </w:r>
-      <w:r>
-        <w:t xml:space="preserve"> El valor del inventario se obtiene multiplicando el precio unitario registrado por la cantidad disponible de cada producto y sumando los resultados. No representa una valoración contable oficial.</w:t>
-      </w:r>
-    </w:p>
-    <w:p>
-      <w:pPr>
-        <w:pStyle w:val="NormalWeb"/>
-        <w:jc w:val="both"/>
-      </w:pPr>
-      <w:r>
-        <w:rPr>
-          <w:rStyle w:val="Textoennegrita"/>
-          <w:rFonts w:eastAsiaTheme="majorEastAsia"/>
-        </w:rPr>
-        <w:t>RN-0</w:t>
-      </w:r>
-      <w:r>
-        <w:rPr>
-          <w:rStyle w:val="Textoennegrita"/>
-          <w:rFonts w:eastAsiaTheme="majorEastAsia"/>
-        </w:rPr>
-        <w:t>7</w:t>
-      </w:r>
-      <w:r>
-        <w:rPr>
-          <w:rStyle w:val="Textoennegrita"/>
-          <w:rFonts w:eastAsiaTheme="majorEastAsia"/>
-        </w:rPr>
-        <w:t>. Integridad de movimientos.</w:t>
+        <w:t>RN-07. Integridad de movimientos.</w:t>
       </w:r>
       <w:r>
         <w:t xml:space="preserve"> No deben quedar movimientos vinculados a productos inexistentes sin una política explícita para conservar o gestionar esos registros.</w:t>
@@ -11876,12 +11819,21 @@
       <w:pPr>
         <w:pStyle w:val="Ttulo1"/>
         <w:jc w:val="both"/>
+        <w:rPr>
+          <w:lang w:val="es-NI"/>
+        </w:rPr>
       </w:pPr>
       <w:bookmarkStart w:id="44" w:name="_Toc243943208"/>
       <w:r>
+        <w:rPr>
+          <w:lang w:val="es-NI"/>
+        </w:rPr>
         <w:t>8.</w:t>
       </w:r>
       <w:r>
+        <w:rPr>
+          <w:lang w:val="es-NI"/>
+        </w:rPr>
         <w:t>CIERRE Y PUBLICACIÓN</w:t>
       </w:r>
       <w:bookmarkEnd w:id="44"/>
@@ -11955,7 +11907,10 @@
         <w:t>URL del repositorio:</w:t>
       </w:r>
       <w:r>
-        <w:t xml:space="preserve"> pendiente de incorporar.</w:t>
+        <w:t xml:space="preserve"> </w:t>
+      </w:r>
+      <w:r>
+        <w:t>https://github.com/Turkudito69/Examen1.git</w:t>
       </w:r>
     </w:p>
     <w:p>
@@ -11971,52 +11926,67 @@
         <w:t>URL pública del prototipo:</w:t>
       </w:r>
       <w:r>
-        <w:t xml:space="preserve"> pendiente de incorporar.</w:t>
-      </w:r>
+        <w:t xml:space="preserve"> </w:t>
+      </w:r>
+      <w:hyperlink r:id="rId9" w:history="1">
+        <w:r>
+          <w:rPr>
+            <w:rStyle w:val="Hipervnculo"/>
+          </w:rPr>
+          <w:t>Inventario Store | Control de inventario</w:t>
+        </w:r>
+      </w:hyperlink>
     </w:p>
     <w:p>
       <w:pPr>
         <w:pStyle w:val="Ttulo2"/>
+        <w:jc w:val="both"/>
+        <w:rPr>
+          <w:u w:val="single"/>
+          <w:lang w:val="es-NI"/>
+        </w:rPr>
+      </w:pPr>
+      <w:bookmarkStart w:id="47" w:name="_Toc243943212"/>
+      <w:r>
+        <w:rPr>
+          <w:lang w:val="es-NI"/>
+        </w:rPr>
+        <w:t>8.4 Evidencias de cierre</w:t>
+      </w:r>
+      <w:bookmarkEnd w:id="47"/>
+    </w:p>
+    <w:p>
+      <w:pPr>
+        <w:pStyle w:val="NormalWeb"/>
+        <w:jc w:val="both"/>
+      </w:pPr>
+      <w:r>
+        <w:t xml:space="preserve">Como evidencia de finalización se deberán presentar el repositorio actualizado, la URL de GitHub Pages y una demostración funcional del </w:t>
+      </w:r>
+      <w:proofErr w:type="spellStart"/>
+      <w:proofErr w:type="gramStart"/>
+      <w:r>
+        <w:t>prototipo.También</w:t>
+      </w:r>
+      <w:proofErr w:type="spellEnd"/>
+      <w:proofErr w:type="gramEnd"/>
+      <w:r>
+        <w:t xml:space="preserve"> se recomienda conservar capturas de las pantallas principales y de las pruebas de aceptación realizadas.</w:t>
+      </w:r>
+    </w:p>
+    <w:p>
+      <w:pPr>
+        <w:pStyle w:val="Ttulo1"/>
         <w:jc w:val="both"/>
         <w:rPr>
           <w:lang w:val="es-NI"/>
         </w:rPr>
       </w:pPr>
-      <w:bookmarkStart w:id="47" w:name="_Toc243943212"/>
+      <w:bookmarkStart w:id="48" w:name="_Toc243943213"/>
       <w:r>
         <w:rPr>
           <w:lang w:val="es-NI"/>
         </w:rPr>
-        <w:t>8.4 Evidencias de cierre</w:t>
-      </w:r>
-      <w:bookmarkEnd w:id="47"/>
-    </w:p>
-    <w:p>
-      <w:pPr>
-        <w:pStyle w:val="NormalWeb"/>
-        <w:jc w:val="both"/>
-      </w:pPr>
-      <w:r>
-        <w:t xml:space="preserve">Como evidencia de finalización se deberán presentar el repositorio actualizado, la URL de GitHub Pages y una demostración funcional del </w:t>
-      </w:r>
-      <w:proofErr w:type="spellStart"/>
-      <w:proofErr w:type="gramStart"/>
-      <w:r>
-        <w:t>prototipo.También</w:t>
-      </w:r>
-      <w:proofErr w:type="spellEnd"/>
-      <w:proofErr w:type="gramEnd"/>
-      <w:r>
-        <w:t xml:space="preserve"> se recomienda conservar capturas de las pantallas principales y de las pruebas de aceptación realizadas.</w:t>
-      </w:r>
-    </w:p>
-    <w:p>
-      <w:pPr>
-        <w:pStyle w:val="Ttulo1"/>
-        <w:jc w:val="both"/>
-      </w:pPr>
-      <w:bookmarkStart w:id="48" w:name="_Toc243943213"/>
-      <w:r>
         <w:t>CONCLUSIONES</w:t>
       </w:r>
       <w:bookmarkEnd w:id="48"/>
@@ -12057,7 +12027,7 @@
       </w:pPr>
     </w:p>
     <w:sectPr>
-      <w:footerReference w:type="default" r:id="rId9"/>
+      <w:footerReference w:type="default" r:id="rId10"/>
       <w:pgSz w:w="12240" w:h="15840"/>
       <w:pgMar w:top="893" w:right="1123" w:bottom="864" w:left="1123" w:header="720" w:footer="490" w:gutter="0"/>
       <w:cols w:space="720"/>
